--- a/docs/package/06_Support/BrokerVerse_Production_Support_Approach_and_Standards.docx
+++ b/docs/package/06_Support/BrokerVerse_Production_Support_Approach_and_Standards.docx
@@ -789,7 +789,7 @@
             </w:rPr>
             <w:fldChar w:fldCharType="separate"/>
           </w:r>
-          <w:hyperlink w:anchor="__RefHeading___Toc147598_4049217194">
+          <w:hyperlink w:anchor="__RefHeading___Toc147598_3199679052">
             <w:r>
               <w:rPr>
                 <w:webHidden/>
@@ -824,7 +824,7 @@
             </w:tabs>
             <w:rPr/>
           </w:pPr>
-          <w:hyperlink w:anchor="__RefHeading___Toc147600_4049217194">
+          <w:hyperlink w:anchor="__RefHeading___Toc147600_3199679052">
             <w:r>
               <w:rPr>
                 <w:webHidden/>
@@ -853,7 +853,7 @@
             </w:tabs>
             <w:rPr/>
           </w:pPr>
-          <w:hyperlink w:anchor="__RefHeading___Toc147602_4049217194">
+          <w:hyperlink w:anchor="__RefHeading___Toc147602_3199679052">
             <w:r>
               <w:rPr>
                 <w:webHidden/>
@@ -875,7 +875,7 @@
             </w:tabs>
             <w:rPr/>
           </w:pPr>
-          <w:hyperlink w:anchor="__RefHeading___Toc147604_4049217194">
+          <w:hyperlink w:anchor="__RefHeading___Toc147604_3199679052">
             <w:r>
               <w:rPr>
                 <w:webHidden/>
@@ -897,7 +897,7 @@
             </w:tabs>
             <w:rPr/>
           </w:pPr>
-          <w:hyperlink w:anchor="__RefHeading___Toc147606_4049217194">
+          <w:hyperlink w:anchor="__RefHeading___Toc147606_3199679052">
             <w:r>
               <w:rPr>
                 <w:webHidden/>
@@ -919,7 +919,7 @@
             </w:tabs>
             <w:rPr/>
           </w:pPr>
-          <w:hyperlink w:anchor="__RefHeading___Toc147608_4049217194">
+          <w:hyperlink w:anchor="__RefHeading___Toc147608_3199679052">
             <w:r>
               <w:rPr>
                 <w:webHidden/>
@@ -941,7 +941,7 @@
             </w:tabs>
             <w:rPr/>
           </w:pPr>
-          <w:hyperlink w:anchor="__RefHeading___Toc147610_4049217194">
+          <w:hyperlink w:anchor="__RefHeading___Toc147610_3199679052">
             <w:r>
               <w:rPr>
                 <w:webHidden/>
@@ -963,7 +963,7 @@
             </w:tabs>
             <w:rPr/>
           </w:pPr>
-          <w:hyperlink w:anchor="__RefHeading___Toc147612_4049217194">
+          <w:hyperlink w:anchor="__RefHeading___Toc147612_3199679052">
             <w:r>
               <w:rPr>
                 <w:webHidden/>
@@ -985,7 +985,7 @@
             </w:tabs>
             <w:rPr/>
           </w:pPr>
-          <w:hyperlink w:anchor="__RefHeading___Toc147614_4049217194">
+          <w:hyperlink w:anchor="__RefHeading___Toc147614_3199679052">
             <w:r>
               <w:rPr>
                 <w:webHidden/>
@@ -1007,7 +1007,7 @@
             </w:tabs>
             <w:rPr/>
           </w:pPr>
-          <w:hyperlink w:anchor="__RefHeading___Toc147616_4049217194">
+          <w:hyperlink w:anchor="__RefHeading___Toc147616_3199679052">
             <w:r>
               <w:rPr>
                 <w:webHidden/>
@@ -1029,7 +1029,7 @@
             </w:tabs>
             <w:rPr/>
           </w:pPr>
-          <w:hyperlink w:anchor="__RefHeading___Toc147618_4049217194">
+          <w:hyperlink w:anchor="__RefHeading___Toc147618_3199679052">
             <w:r>
               <w:rPr>
                 <w:webHidden/>
@@ -1051,7 +1051,7 @@
             </w:tabs>
             <w:rPr/>
           </w:pPr>
-          <w:hyperlink w:anchor="__RefHeading___Toc147620_4049217194">
+          <w:hyperlink w:anchor="__RefHeading___Toc147620_3199679052">
             <w:r>
               <w:rPr>
                 <w:webHidden/>
@@ -1073,7 +1073,7 @@
             </w:tabs>
             <w:rPr/>
           </w:pPr>
-          <w:hyperlink w:anchor="__RefHeading___Toc147622_4049217194">
+          <w:hyperlink w:anchor="__RefHeading___Toc147622_3199679052">
             <w:r>
               <w:rPr>
                 <w:webHidden/>
@@ -1095,7 +1095,7 @@
             </w:tabs>
             <w:rPr/>
           </w:pPr>
-          <w:hyperlink w:anchor="__RefHeading___Toc147624_4049217194">
+          <w:hyperlink w:anchor="__RefHeading___Toc147624_3199679052">
             <w:r>
               <w:rPr>
                 <w:webHidden/>
@@ -1117,7 +1117,7 @@
             </w:tabs>
             <w:rPr/>
           </w:pPr>
-          <w:hyperlink w:anchor="__RefHeading___Toc147626_4049217194">
+          <w:hyperlink w:anchor="__RefHeading___Toc147626_3199679052">
             <w:r>
               <w:rPr>
                 <w:webHidden/>
@@ -1139,7 +1139,7 @@
             </w:tabs>
             <w:rPr/>
           </w:pPr>
-          <w:hyperlink w:anchor="__RefHeading___Toc147628_4049217194">
+          <w:hyperlink w:anchor="__RefHeading___Toc147628_3199679052">
             <w:r>
               <w:rPr>
                 <w:webHidden/>
@@ -1161,7 +1161,7 @@
             </w:tabs>
             <w:rPr/>
           </w:pPr>
-          <w:hyperlink w:anchor="__RefHeading___Toc147630_4049217194">
+          <w:hyperlink w:anchor="__RefHeading___Toc147630_3199679052">
             <w:r>
               <w:rPr>
                 <w:webHidden/>
@@ -1183,7 +1183,7 @@
             </w:tabs>
             <w:rPr/>
           </w:pPr>
-          <w:hyperlink w:anchor="__RefHeading___Toc147632_4049217194">
+          <w:hyperlink w:anchor="__RefHeading___Toc147632_3199679052">
             <w:r>
               <w:rPr>
                 <w:webHidden/>
@@ -1205,7 +1205,7 @@
             </w:tabs>
             <w:rPr/>
           </w:pPr>
-          <w:hyperlink w:anchor="__RefHeading___Toc147634_4049217194">
+          <w:hyperlink w:anchor="__RefHeading___Toc147634_3199679052">
             <w:r>
               <w:rPr>
                 <w:webHidden/>
@@ -1227,7 +1227,7 @@
             </w:tabs>
             <w:rPr/>
           </w:pPr>
-          <w:hyperlink w:anchor="__RefHeading___Toc147636_4049217194">
+          <w:hyperlink w:anchor="__RefHeading___Toc147636_3199679052">
             <w:r>
               <w:rPr>
                 <w:webHidden/>
@@ -1249,7 +1249,7 @@
             </w:tabs>
             <w:rPr/>
           </w:pPr>
-          <w:hyperlink w:anchor="__RefHeading___Toc147638_4049217194">
+          <w:hyperlink w:anchor="__RefHeading___Toc147638_3199679052">
             <w:r>
               <w:rPr>
                 <w:webHidden/>
@@ -1271,7 +1271,7 @@
             </w:tabs>
             <w:rPr/>
           </w:pPr>
-          <w:hyperlink w:anchor="__RefHeading___Toc147640_4049217194">
+          <w:hyperlink w:anchor="__RefHeading___Toc147640_3199679052">
             <w:r>
               <w:rPr>
                 <w:webHidden/>
@@ -1293,7 +1293,7 @@
             </w:tabs>
             <w:rPr/>
           </w:pPr>
-          <w:hyperlink w:anchor="__RefHeading___Toc147642_4049217194">
+          <w:hyperlink w:anchor="__RefHeading___Toc147642_3199679052">
             <w:r>
               <w:rPr>
                 <w:webHidden/>
@@ -1315,7 +1315,7 @@
             </w:tabs>
             <w:rPr/>
           </w:pPr>
-          <w:hyperlink w:anchor="__RefHeading___Toc147644_4049217194">
+          <w:hyperlink w:anchor="__RefHeading___Toc147644_3199679052">
             <w:r>
               <w:rPr>
                 <w:webHidden/>
@@ -1337,7 +1337,7 @@
             </w:tabs>
             <w:rPr/>
           </w:pPr>
-          <w:hyperlink w:anchor="__RefHeading___Toc147646_4049217194">
+          <w:hyperlink w:anchor="__RefHeading___Toc147646_3199679052">
             <w:r>
               <w:rPr>
                 <w:webHidden/>
@@ -1359,7 +1359,7 @@
             </w:tabs>
             <w:rPr/>
           </w:pPr>
-          <w:hyperlink w:anchor="__RefHeading___Toc147648_4049217194">
+          <w:hyperlink w:anchor="__RefHeading___Toc147648_3199679052">
             <w:r>
               <w:rPr>
                 <w:webHidden/>
@@ -1381,7 +1381,7 @@
             </w:tabs>
             <w:rPr/>
           </w:pPr>
-          <w:hyperlink w:anchor="__RefHeading___Toc147650_4049217194">
+          <w:hyperlink w:anchor="__RefHeading___Toc147650_3199679052">
             <w:r>
               <w:rPr>
                 <w:webHidden/>
@@ -1403,7 +1403,7 @@
             </w:tabs>
             <w:rPr/>
           </w:pPr>
-          <w:hyperlink w:anchor="__RefHeading___Toc147652_4049217194">
+          <w:hyperlink w:anchor="__RefHeading___Toc147652_3199679052">
             <w:r>
               <w:rPr>
                 <w:webHidden/>
@@ -1425,7 +1425,7 @@
             </w:tabs>
             <w:rPr/>
           </w:pPr>
-          <w:hyperlink w:anchor="__RefHeading___Toc147654_4049217194">
+          <w:hyperlink w:anchor="__RefHeading___Toc147654_3199679052">
             <w:r>
               <w:rPr>
                 <w:webHidden/>
@@ -1447,7 +1447,7 @@
             </w:tabs>
             <w:rPr/>
           </w:pPr>
-          <w:hyperlink w:anchor="__RefHeading___Toc147656_4049217194">
+          <w:hyperlink w:anchor="__RefHeading___Toc147656_3199679052">
             <w:r>
               <w:rPr>
                 <w:webHidden/>
@@ -1469,7 +1469,7 @@
             </w:tabs>
             <w:rPr/>
           </w:pPr>
-          <w:hyperlink w:anchor="__RefHeading___Toc147658_4049217194">
+          <w:hyperlink w:anchor="__RefHeading___Toc147658_3199679052">
             <w:r>
               <w:rPr>
                 <w:webHidden/>
@@ -1491,7 +1491,7 @@
             </w:tabs>
             <w:rPr/>
           </w:pPr>
-          <w:hyperlink w:anchor="__RefHeading___Toc147660_4049217194">
+          <w:hyperlink w:anchor="__RefHeading___Toc147660_3199679052">
             <w:r>
               <w:rPr>
                 <w:webHidden/>
@@ -1513,7 +1513,7 @@
             </w:tabs>
             <w:rPr/>
           </w:pPr>
-          <w:hyperlink w:anchor="__RefHeading___Toc147662_4049217194">
+          <w:hyperlink w:anchor="__RefHeading___Toc147662_3199679052">
             <w:r>
               <w:rPr>
                 <w:webHidden/>
@@ -1535,7 +1535,7 @@
             </w:tabs>
             <w:rPr/>
           </w:pPr>
-          <w:hyperlink w:anchor="__RefHeading___Toc147664_4049217194">
+          <w:hyperlink w:anchor="__RefHeading___Toc147664_3199679052">
             <w:r>
               <w:rPr>
                 <w:webHidden/>
@@ -1557,7 +1557,7 @@
             </w:tabs>
             <w:rPr/>
           </w:pPr>
-          <w:hyperlink w:anchor="__RefHeading___Toc147666_4049217194">
+          <w:hyperlink w:anchor="__RefHeading___Toc147666_3199679052">
             <w:r>
               <w:rPr>
                 <w:webHidden/>
@@ -1579,7 +1579,7 @@
             </w:tabs>
             <w:rPr/>
           </w:pPr>
-          <w:hyperlink w:anchor="__RefHeading___Toc147668_4049217194">
+          <w:hyperlink w:anchor="__RefHeading___Toc147668_3199679052">
             <w:r>
               <w:rPr>
                 <w:webHidden/>
@@ -1601,7 +1601,7 @@
             </w:tabs>
             <w:rPr/>
           </w:pPr>
-          <w:hyperlink w:anchor="__RefHeading___Toc147670_4049217194">
+          <w:hyperlink w:anchor="__RefHeading___Toc147670_3199679052">
             <w:r>
               <w:rPr>
                 <w:webHidden/>
@@ -1623,7 +1623,7 @@
             </w:tabs>
             <w:rPr/>
           </w:pPr>
-          <w:hyperlink w:anchor="__RefHeading___Toc147672_4049217194">
+          <w:hyperlink w:anchor="__RefHeading___Toc147672_3199679052">
             <w:r>
               <w:rPr>
                 <w:webHidden/>
@@ -1645,7 +1645,7 @@
             </w:tabs>
             <w:rPr/>
           </w:pPr>
-          <w:hyperlink w:anchor="__RefHeading___Toc147674_4049217194">
+          <w:hyperlink w:anchor="__RefHeading___Toc147674_3199679052">
             <w:r>
               <w:rPr>
                 <w:webHidden/>
@@ -1667,7 +1667,7 @@
             </w:tabs>
             <w:rPr/>
           </w:pPr>
-          <w:hyperlink w:anchor="__RefHeading___Toc147676_4049217194">
+          <w:hyperlink w:anchor="__RefHeading___Toc147676_3199679052">
             <w:r>
               <w:rPr>
                 <w:webHidden/>
@@ -1689,7 +1689,7 @@
             </w:tabs>
             <w:rPr/>
           </w:pPr>
-          <w:hyperlink w:anchor="__RefHeading___Toc147678_4049217194">
+          <w:hyperlink w:anchor="__RefHeading___Toc147678_3199679052">
             <w:r>
               <w:rPr>
                 <w:webHidden/>
@@ -1711,7 +1711,7 @@
             </w:tabs>
             <w:rPr/>
           </w:pPr>
-          <w:hyperlink w:anchor="__RefHeading___Toc147680_4049217194">
+          <w:hyperlink w:anchor="__RefHeading___Toc147680_3199679052">
             <w:r>
               <w:rPr>
                 <w:webHidden/>
@@ -1733,7 +1733,7 @@
             </w:tabs>
             <w:rPr/>
           </w:pPr>
-          <w:hyperlink w:anchor="__RefHeading___Toc147682_4049217194">
+          <w:hyperlink w:anchor="__RefHeading___Toc147682_3199679052">
             <w:r>
               <w:rPr>
                 <w:webHidden/>
@@ -1755,7 +1755,7 @@
             </w:tabs>
             <w:rPr/>
           </w:pPr>
-          <w:hyperlink w:anchor="__RefHeading___Toc147684_4049217194">
+          <w:hyperlink w:anchor="__RefHeading___Toc147684_3199679052">
             <w:r>
               <w:rPr>
                 <w:webHidden/>
@@ -1777,7 +1777,7 @@
             </w:tabs>
             <w:rPr/>
           </w:pPr>
-          <w:hyperlink w:anchor="__RefHeading___Toc147686_4049217194">
+          <w:hyperlink w:anchor="__RefHeading___Toc147686_3199679052">
             <w:r>
               <w:rPr>
                 <w:webHidden/>
@@ -1799,7 +1799,7 @@
             </w:tabs>
             <w:rPr/>
           </w:pPr>
-          <w:hyperlink w:anchor="__RefHeading___Toc147688_4049217194">
+          <w:hyperlink w:anchor="__RefHeading___Toc147688_3199679052">
             <w:r>
               <w:rPr>
                 <w:webHidden/>
@@ -1821,7 +1821,7 @@
             </w:tabs>
             <w:rPr/>
           </w:pPr>
-          <w:hyperlink w:anchor="__RefHeading___Toc147690_4049217194">
+          <w:hyperlink w:anchor="__RefHeading___Toc147690_3199679052">
             <w:r>
               <w:rPr>
                 <w:webHidden/>
@@ -1843,7 +1843,7 @@
             </w:tabs>
             <w:rPr/>
           </w:pPr>
-          <w:hyperlink w:anchor="__RefHeading___Toc147692_4049217194">
+          <w:hyperlink w:anchor="__RefHeading___Toc147692_3199679052">
             <w:r>
               <w:rPr>
                 <w:webHidden/>
@@ -1865,7 +1865,7 @@
             </w:tabs>
             <w:rPr/>
           </w:pPr>
-          <w:hyperlink w:anchor="__RefHeading___Toc147694_4049217194">
+          <w:hyperlink w:anchor="__RefHeading___Toc147694_3199679052">
             <w:r>
               <w:rPr>
                 <w:webHidden/>
@@ -1913,7 +1913,7 @@
       <w:r>
         <w:br w:type="page"/>
       </w:r>
-      <w:bookmarkStart w:id="0" w:name="__RefHeading___Toc147598_4049217194"/>
+      <w:bookmarkStart w:id="0" w:name="__RefHeading___Toc147598_3199679052"/>
       <w:bookmarkStart w:id="1" w:name="_Toc48319687"/>
       <w:bookmarkStart w:id="2" w:name="_Toc11824118"/>
       <w:bookmarkEnd w:id="0"/>
@@ -2556,7 +2556,7 @@
           <w:spacing w:val="0"/>
         </w:rPr>
       </w:pPr>
-      <w:bookmarkStart w:id="4" w:name="__RefHeading___Toc147600_4049217194"/>
+      <w:bookmarkStart w:id="4" w:name="__RefHeading___Toc147600_3199679052"/>
       <w:bookmarkStart w:id="5" w:name="_Toc233203388"/>
       <w:bookmarkEnd w:id="4"/>
       <w:r>
@@ -4177,7 +4177,7 @@
         <w:pageBreakBefore w:val="false"/>
         <w:rPr/>
       </w:pPr>
-      <w:bookmarkStart w:id="6" w:name="__RefHeading___Toc147602_4049217194"/>
+      <w:bookmarkStart w:id="6" w:name="__RefHeading___Toc147602_3199679052"/>
       <w:bookmarkEnd w:id="6"/>
       <w:r>
         <w:rPr>
@@ -4194,7 +4194,7 @@
         <w:pStyle w:val="Heading2"/>
         <w:rPr/>
       </w:pPr>
-      <w:bookmarkStart w:id="7" w:name="__RefHeading___Toc147604_4049217194"/>
+      <w:bookmarkStart w:id="7" w:name="__RefHeading___Toc147604_3199679052"/>
       <w:bookmarkEnd w:id="7"/>
       <w:r>
         <w:rPr>
@@ -4257,7 +4257,7 @@
         <w:pStyle w:val="Heading2"/>
         <w:rPr/>
       </w:pPr>
-      <w:bookmarkStart w:id="8" w:name="__RefHeading___Toc147606_4049217194"/>
+      <w:bookmarkStart w:id="8" w:name="__RefHeading___Toc147606_3199679052"/>
       <w:bookmarkEnd w:id="8"/>
       <w:r>
         <w:rPr>
@@ -4289,7 +4289,7 @@
         <w:pStyle w:val="Heading2"/>
         <w:rPr/>
       </w:pPr>
-      <w:bookmarkStart w:id="9" w:name="__RefHeading___Toc147608_4049217194"/>
+      <w:bookmarkStart w:id="9" w:name="__RefHeading___Toc147608_3199679052"/>
       <w:bookmarkEnd w:id="9"/>
       <w:r>
         <w:rPr>
@@ -5061,7 +5061,7 @@
       <w:r>
         <w:br w:type="page"/>
       </w:r>
-      <w:bookmarkStart w:id="10" w:name="__RefHeading___Toc147610_4049217194"/>
+      <w:bookmarkStart w:id="10" w:name="__RefHeading___Toc147610_3199679052"/>
       <w:bookmarkEnd w:id="10"/>
       <w:r>
         <w:rPr>
@@ -5078,7 +5078,7 @@
         <w:pStyle w:val="Heading2"/>
         <w:rPr/>
       </w:pPr>
-      <w:bookmarkStart w:id="11" w:name="__RefHeading___Toc147612_4049217194"/>
+      <w:bookmarkStart w:id="11" w:name="__RefHeading___Toc147612_3199679052"/>
       <w:bookmarkEnd w:id="11"/>
       <w:r>
         <w:rPr>
@@ -5621,7 +5621,7 @@
         <w:pStyle w:val="Heading2"/>
         <w:rPr/>
       </w:pPr>
-      <w:bookmarkStart w:id="12" w:name="__RefHeading___Toc147614_4049217194"/>
+      <w:bookmarkStart w:id="12" w:name="__RefHeading___Toc147614_3199679052"/>
       <w:bookmarkEnd w:id="12"/>
       <w:r>
         <w:rPr>
@@ -5765,7 +5765,7 @@
         <w:pStyle w:val="Heading2"/>
         <w:rPr/>
       </w:pPr>
-      <w:bookmarkStart w:id="13" w:name="__RefHeading___Toc147616_4049217194"/>
+      <w:bookmarkStart w:id="13" w:name="__RefHeading___Toc147616_3199679052"/>
       <w:bookmarkEnd w:id="13"/>
       <w:r>
         <w:rPr>
@@ -5800,7 +5800,7 @@
         <w:pStyle w:val="Heading1"/>
         <w:rPr/>
       </w:pPr>
-      <w:bookmarkStart w:id="14" w:name="__RefHeading___Toc147618_4049217194"/>
+      <w:bookmarkStart w:id="14" w:name="__RefHeading___Toc147618_3199679052"/>
       <w:bookmarkEnd w:id="14"/>
       <w:r>
         <w:rPr>
@@ -6330,7 +6330,7 @@
         <w:pStyle w:val="Heading1"/>
         <w:rPr/>
       </w:pPr>
-      <w:bookmarkStart w:id="15" w:name="__RefHeading___Toc147620_4049217194"/>
+      <w:bookmarkStart w:id="15" w:name="__RefHeading___Toc147620_3199679052"/>
       <w:bookmarkEnd w:id="15"/>
       <w:r>
         <w:rPr>
@@ -6347,7 +6347,7 @@
         <w:pStyle w:val="Heading2"/>
         <w:rPr/>
       </w:pPr>
-      <w:bookmarkStart w:id="16" w:name="__RefHeading___Toc147622_4049217194"/>
+      <w:bookmarkStart w:id="16" w:name="__RefHeading___Toc147622_3199679052"/>
       <w:bookmarkEnd w:id="16"/>
       <w:r>
         <w:rPr>
@@ -6988,7 +6988,7 @@
         <w:pStyle w:val="Heading2"/>
         <w:rPr/>
       </w:pPr>
-      <w:bookmarkStart w:id="17" w:name="__RefHeading___Toc147624_4049217194"/>
+      <w:bookmarkStart w:id="17" w:name="__RefHeading___Toc147624_3199679052"/>
       <w:bookmarkEnd w:id="17"/>
       <w:r>
         <w:rPr>
@@ -8041,7 +8041,7 @@
         <w:pStyle w:val="Heading1"/>
         <w:rPr/>
       </w:pPr>
-      <w:bookmarkStart w:id="18" w:name="__RefHeading___Toc147626_4049217194"/>
+      <w:bookmarkStart w:id="18" w:name="__RefHeading___Toc147626_3199679052"/>
       <w:bookmarkEnd w:id="18"/>
       <w:r>
         <w:rPr>
@@ -8058,7 +8058,7 @@
         <w:pStyle w:val="Heading2"/>
         <w:rPr/>
       </w:pPr>
-      <w:bookmarkStart w:id="19" w:name="__RefHeading___Toc147628_4049217194"/>
+      <w:bookmarkStart w:id="19" w:name="__RefHeading___Toc147628_3199679052"/>
       <w:bookmarkEnd w:id="19"/>
       <w:r>
         <w:rPr>
@@ -8254,7 +8254,7 @@
         <w:pStyle w:val="Heading2"/>
         <w:rPr/>
       </w:pPr>
-      <w:bookmarkStart w:id="20" w:name="__RefHeading___Toc147630_4049217194"/>
+      <w:bookmarkStart w:id="20" w:name="__RefHeading___Toc147630_3199679052"/>
       <w:bookmarkEnd w:id="20"/>
       <w:r>
         <w:rPr>
@@ -9336,7 +9336,7 @@
         <w:pStyle w:val="Heading2"/>
         <w:rPr/>
       </w:pPr>
-      <w:bookmarkStart w:id="21" w:name="__RefHeading___Toc147632_4049217194"/>
+      <w:bookmarkStart w:id="21" w:name="__RefHeading___Toc147632_3199679052"/>
       <w:bookmarkEnd w:id="21"/>
       <w:r>
         <w:rPr>
@@ -9607,7 +9607,7 @@
         <w:pStyle w:val="Heading1"/>
         <w:rPr/>
       </w:pPr>
-      <w:bookmarkStart w:id="22" w:name="__RefHeading___Toc147634_4049217194"/>
+      <w:bookmarkStart w:id="22" w:name="__RefHeading___Toc147634_3199679052"/>
       <w:bookmarkEnd w:id="22"/>
       <w:r>
         <w:rPr>
@@ -10608,7 +10608,7 @@
         <w:pStyle w:val="Heading1"/>
         <w:rPr/>
       </w:pPr>
-      <w:bookmarkStart w:id="23" w:name="__RefHeading___Toc147636_4049217194"/>
+      <w:bookmarkStart w:id="23" w:name="__RefHeading___Toc147636_3199679052"/>
       <w:bookmarkEnd w:id="23"/>
       <w:r>
         <w:rPr>
@@ -10738,7 +10738,7 @@
         <w:pStyle w:val="Heading1"/>
         <w:rPr/>
       </w:pPr>
-      <w:bookmarkStart w:id="24" w:name="__RefHeading___Toc147638_4049217194"/>
+      <w:bookmarkStart w:id="24" w:name="__RefHeading___Toc147638_3199679052"/>
       <w:bookmarkEnd w:id="24"/>
       <w:r>
         <w:rPr>
@@ -10755,7 +10755,7 @@
         <w:pStyle w:val="Heading2"/>
         <w:rPr/>
       </w:pPr>
-      <w:bookmarkStart w:id="25" w:name="__RefHeading___Toc147640_4049217194"/>
+      <w:bookmarkStart w:id="25" w:name="__RefHeading___Toc147640_3199679052"/>
       <w:bookmarkEnd w:id="25"/>
       <w:r>
         <w:rPr>
@@ -11267,7 +11267,7 @@
         <w:pStyle w:val="Heading2"/>
         <w:rPr/>
       </w:pPr>
-      <w:bookmarkStart w:id="26" w:name="__RefHeading___Toc147642_4049217194"/>
+      <w:bookmarkStart w:id="26" w:name="__RefHeading___Toc147642_3199679052"/>
       <w:bookmarkEnd w:id="26"/>
       <w:r>
         <w:rPr>
@@ -11360,7 +11360,7 @@
         <w:pStyle w:val="Heading2"/>
         <w:rPr/>
       </w:pPr>
-      <w:bookmarkStart w:id="27" w:name="__RefHeading___Toc147644_4049217194"/>
+      <w:bookmarkStart w:id="27" w:name="__RefHeading___Toc147644_3199679052"/>
       <w:bookmarkEnd w:id="27"/>
       <w:r>
         <w:rPr>
@@ -11395,7 +11395,7 @@
         <w:pStyle w:val="Heading1"/>
         <w:rPr/>
       </w:pPr>
-      <w:bookmarkStart w:id="28" w:name="__RefHeading___Toc147646_4049217194"/>
+      <w:bookmarkStart w:id="28" w:name="__RefHeading___Toc147646_3199679052"/>
       <w:bookmarkEnd w:id="28"/>
       <w:r>
         <w:rPr>
@@ -11412,7 +11412,7 @@
         <w:pStyle w:val="Heading2"/>
         <w:rPr/>
       </w:pPr>
-      <w:bookmarkStart w:id="29" w:name="__RefHeading___Toc147648_4049217194"/>
+      <w:bookmarkStart w:id="29" w:name="__RefHeading___Toc147648_3199679052"/>
       <w:bookmarkEnd w:id="29"/>
       <w:r>
         <w:rPr>
@@ -12378,7 +12378,7 @@
         <w:pStyle w:val="Heading2"/>
         <w:rPr/>
       </w:pPr>
-      <w:bookmarkStart w:id="30" w:name="__RefHeading___Toc147650_4049217194"/>
+      <w:bookmarkStart w:id="30" w:name="__RefHeading___Toc147650_3199679052"/>
       <w:bookmarkEnd w:id="30"/>
       <w:r>
         <w:rPr>
@@ -12886,7 +12886,7 @@
       <w:r>
         <w:br w:type="page"/>
       </w:r>
-      <w:bookmarkStart w:id="31" w:name="__RefHeading___Toc147652_4049217194"/>
+      <w:bookmarkStart w:id="31" w:name="__RefHeading___Toc147652_3199679052"/>
       <w:bookmarkEnd w:id="31"/>
       <w:r>
         <w:rPr>
@@ -14159,7 +14159,7 @@
         <w:pStyle w:val="Heading1"/>
         <w:rPr/>
       </w:pPr>
-      <w:bookmarkStart w:id="32" w:name="__RefHeading___Toc147654_4049217194"/>
+      <w:bookmarkStart w:id="32" w:name="__RefHeading___Toc147654_3199679052"/>
       <w:bookmarkEnd w:id="32"/>
       <w:r>
         <w:rPr>
@@ -14176,7 +14176,7 @@
         <w:pStyle w:val="Heading2"/>
         <w:rPr/>
       </w:pPr>
-      <w:bookmarkStart w:id="33" w:name="__RefHeading___Toc147656_4049217194"/>
+      <w:bookmarkStart w:id="33" w:name="__RefHeading___Toc147656_3199679052"/>
       <w:bookmarkEnd w:id="33"/>
       <w:r>
         <w:rPr>
@@ -14915,7 +14915,7 @@
         <w:pStyle w:val="Heading2"/>
         <w:rPr/>
       </w:pPr>
-      <w:bookmarkStart w:id="34" w:name="__RefHeading___Toc147658_4049217194"/>
+      <w:bookmarkStart w:id="34" w:name="__RefHeading___Toc147658_3199679052"/>
       <w:bookmarkEnd w:id="34"/>
       <w:r>
         <w:rPr>
@@ -15331,7 +15331,7 @@
         <w:pStyle w:val="Heading1"/>
         <w:rPr/>
       </w:pPr>
-      <w:bookmarkStart w:id="35" w:name="__RefHeading___Toc147660_4049217194"/>
+      <w:bookmarkStart w:id="35" w:name="__RefHeading___Toc147660_3199679052"/>
       <w:bookmarkEnd w:id="35"/>
       <w:r>
         <w:rPr>
@@ -15348,7 +15348,7 @@
         <w:pStyle w:val="Heading2"/>
         <w:rPr/>
       </w:pPr>
-      <w:bookmarkStart w:id="36" w:name="__RefHeading___Toc147662_4049217194"/>
+      <w:bookmarkStart w:id="36" w:name="__RefHeading___Toc147662_3199679052"/>
       <w:bookmarkEnd w:id="36"/>
       <w:r>
         <w:rPr>
@@ -15551,7 +15551,7 @@
         <w:pStyle w:val="Heading2"/>
         <w:rPr/>
       </w:pPr>
-      <w:bookmarkStart w:id="37" w:name="__RefHeading___Toc147664_4049217194"/>
+      <w:bookmarkStart w:id="37" w:name="__RefHeading___Toc147664_3199679052"/>
       <w:bookmarkEnd w:id="37"/>
       <w:r>
         <w:rPr>
@@ -16740,7 +16740,7 @@
       <w:r>
         <w:br w:type="page"/>
       </w:r>
-      <w:bookmarkStart w:id="38" w:name="__RefHeading___Toc147666_4049217194"/>
+      <w:bookmarkStart w:id="38" w:name="__RefHeading___Toc147666_3199679052"/>
       <w:bookmarkEnd w:id="38"/>
       <w:r>
         <w:rPr>
@@ -16855,7 +16855,7 @@
         <w:pStyle w:val="Heading1"/>
         <w:rPr/>
       </w:pPr>
-      <w:bookmarkStart w:id="39" w:name="__RefHeading___Toc147668_4049217194"/>
+      <w:bookmarkStart w:id="39" w:name="__RefHeading___Toc147668_3199679052"/>
       <w:bookmarkEnd w:id="39"/>
       <w:r>
         <w:rPr>
@@ -17711,7 +17711,7 @@
         <w:pStyle w:val="Heading1"/>
         <w:rPr/>
       </w:pPr>
-      <w:bookmarkStart w:id="40" w:name="__RefHeading___Toc147670_4049217194"/>
+      <w:bookmarkStart w:id="40" w:name="__RefHeading___Toc147670_3199679052"/>
       <w:bookmarkEnd w:id="40"/>
       <w:r>
         <w:rPr>
@@ -18589,7 +18589,7 @@
         <w:pStyle w:val="Heading1"/>
         <w:rPr/>
       </w:pPr>
-      <w:bookmarkStart w:id="41" w:name="__RefHeading___Toc147672_4049217194"/>
+      <w:bookmarkStart w:id="41" w:name="__RefHeading___Toc147672_3199679052"/>
       <w:bookmarkEnd w:id="41"/>
       <w:r>
         <w:rPr>
@@ -18606,7 +18606,7 @@
         <w:pStyle w:val="Heading2"/>
         <w:rPr/>
       </w:pPr>
-      <w:bookmarkStart w:id="42" w:name="__RefHeading___Toc147674_4049217194"/>
+      <w:bookmarkStart w:id="42" w:name="__RefHeading___Toc147674_3199679052"/>
       <w:bookmarkEnd w:id="42"/>
       <w:r>
         <w:rPr>
@@ -18763,7 +18763,7 @@
         <w:pStyle w:val="Heading2"/>
         <w:rPr/>
       </w:pPr>
-      <w:bookmarkStart w:id="43" w:name="__RefHeading___Toc147676_4049217194"/>
+      <w:bookmarkStart w:id="43" w:name="__RefHeading___Toc147676_3199679052"/>
       <w:bookmarkEnd w:id="43"/>
       <w:r>
         <w:rPr>
@@ -19006,7 +19006,7 @@
         <w:pStyle w:val="Heading2"/>
         <w:rPr/>
       </w:pPr>
-      <w:bookmarkStart w:id="44" w:name="__RefHeading___Toc147678_4049217194"/>
+      <w:bookmarkStart w:id="44" w:name="__RefHeading___Toc147678_3199679052"/>
       <w:bookmarkEnd w:id="44"/>
       <w:r>
         <w:rPr>
@@ -19669,7 +19669,7 @@
       <w:r>
         <w:br w:type="page"/>
       </w:r>
-      <w:bookmarkStart w:id="45" w:name="__RefHeading___Toc147680_4049217194"/>
+      <w:bookmarkStart w:id="45" w:name="__RefHeading___Toc147680_3199679052"/>
       <w:bookmarkEnd w:id="45"/>
       <w:r>
         <w:rPr>
@@ -19901,7 +19901,7 @@
         <w:pStyle w:val="Heading1"/>
         <w:rPr/>
       </w:pPr>
-      <w:bookmarkStart w:id="46" w:name="__RefHeading___Toc147682_4049217194"/>
+      <w:bookmarkStart w:id="46" w:name="__RefHeading___Toc147682_3199679052"/>
       <w:bookmarkEnd w:id="46"/>
       <w:r>
         <w:rPr>
@@ -19918,7 +19918,7 @@
         <w:pStyle w:val="Heading2"/>
         <w:rPr/>
       </w:pPr>
-      <w:bookmarkStart w:id="47" w:name="__RefHeading___Toc147684_4049217194"/>
+      <w:bookmarkStart w:id="47" w:name="__RefHeading___Toc147684_3199679052"/>
       <w:bookmarkEnd w:id="47"/>
       <w:r>
         <w:rPr>
@@ -20109,7 +20109,7 @@
         <w:pStyle w:val="Heading2"/>
         <w:rPr/>
       </w:pPr>
-      <w:bookmarkStart w:id="48" w:name="__RefHeading___Toc147686_4049217194"/>
+      <w:bookmarkStart w:id="48" w:name="__RefHeading___Toc147686_3199679052"/>
       <w:bookmarkEnd w:id="48"/>
       <w:r>
         <w:rPr>
@@ -20993,7 +20993,7 @@
         <w:pStyle w:val="Heading2"/>
         <w:rPr/>
       </w:pPr>
-      <w:bookmarkStart w:id="49" w:name="__RefHeading___Toc147688_4049217194"/>
+      <w:bookmarkStart w:id="49" w:name="__RefHeading___Toc147688_3199679052"/>
       <w:bookmarkEnd w:id="49"/>
       <w:r>
         <w:rPr>
@@ -21395,7 +21395,7 @@
       <w:r>
         <w:br w:type="page"/>
       </w:r>
-      <w:bookmarkStart w:id="50" w:name="__RefHeading___Toc147690_4049217194"/>
+      <w:bookmarkStart w:id="50" w:name="__RefHeading___Toc147690_3199679052"/>
       <w:bookmarkEnd w:id="50"/>
       <w:r>
         <w:rPr>
@@ -21601,7 +21601,7 @@
         <w:pStyle w:val="Heading1"/>
         <w:rPr/>
       </w:pPr>
-      <w:bookmarkStart w:id="51" w:name="__RefHeading___Toc147692_4049217194"/>
+      <w:bookmarkStart w:id="51" w:name="__RefHeading___Toc147692_3199679052"/>
       <w:bookmarkEnd w:id="51"/>
       <w:r>
         <w:rPr>
@@ -21806,7 +21806,7 @@
           <w:spacing w:val="0"/>
         </w:rPr>
       </w:pPr>
-      <w:bookmarkStart w:id="52" w:name="__RefHeading___Toc147694_4049217194"/>
+      <w:bookmarkStart w:id="52" w:name="__RefHeading___Toc147694_3199679052"/>
       <w:bookmarkStart w:id="53" w:name="_Toc233203395"/>
       <w:bookmarkEnd w:id="52"/>
       <w:r>

--- a/docs/package/06_Support/BrokerVerse_Production_Support_Approach_and_Standards.docx
+++ b/docs/package/06_Support/BrokerVerse_Production_Support_Approach_and_Standards.docx
@@ -789,7 +789,7 @@
             </w:rPr>
             <w:fldChar w:fldCharType="separate"/>
           </w:r>
-          <w:hyperlink w:anchor="__RefHeading___Toc28889_1360963153">
+          <w:hyperlink w:anchor="__RefHeading___Toc95712_1894618434">
             <w:r>
               <w:rPr>
                 <w:webHidden/>
@@ -824,7 +824,7 @@
             </w:tabs>
             <w:rPr/>
           </w:pPr>
-          <w:hyperlink w:anchor="__RefHeading___Toc28891_1360963153">
+          <w:hyperlink w:anchor="__RefHeading___Toc95714_1894618434">
             <w:r>
               <w:rPr>
                 <w:webHidden/>
@@ -853,7 +853,7 @@
             </w:tabs>
             <w:rPr/>
           </w:pPr>
-          <w:hyperlink w:anchor="__RefHeading___Toc28893_1360963153">
+          <w:hyperlink w:anchor="__RefHeading___Toc95716_1894618434">
             <w:r>
               <w:rPr>
                 <w:webHidden/>
@@ -861,7 +861,7 @@
               </w:rPr>
               <w:t>3. Introduction</w:t>
               <w:tab/>
-              <w:t>5</w:t>
+              <w:t>6</w:t>
             </w:r>
           </w:hyperlink>
         </w:p>
@@ -875,7 +875,7 @@
             </w:tabs>
             <w:rPr/>
           </w:pPr>
-          <w:hyperlink w:anchor="__RefHeading___Toc28895_1360963153">
+          <w:hyperlink w:anchor="__RefHeading___Toc95718_1894618434">
             <w:r>
               <w:rPr>
                 <w:webHidden/>
@@ -883,7 +883,7 @@
               </w:rPr>
               <w:t>3.1 Purpose</w:t>
               <w:tab/>
-              <w:t>5</w:t>
+              <w:t>6</w:t>
             </w:r>
           </w:hyperlink>
         </w:p>
@@ -897,7 +897,7 @@
             </w:tabs>
             <w:rPr/>
           </w:pPr>
-          <w:hyperlink w:anchor="__RefHeading___Toc28897_1360963153">
+          <w:hyperlink w:anchor="__RefHeading___Toc95720_1894618434">
             <w:r>
               <w:rPr>
                 <w:webHidden/>
@@ -919,7 +919,7 @@
             </w:tabs>
             <w:rPr/>
           </w:pPr>
-          <w:hyperlink w:anchor="__RefHeading___Toc28899_1360963153">
+          <w:hyperlink w:anchor="__RefHeading___Toc95722_1894618434">
             <w:r>
               <w:rPr>
                 <w:webHidden/>
@@ -941,7 +941,7 @@
             </w:tabs>
             <w:rPr/>
           </w:pPr>
-          <w:hyperlink w:anchor="__RefHeading___Toc28901_1360963153">
+          <w:hyperlink w:anchor="__RefHeading___Toc95724_1894618434">
             <w:r>
               <w:rPr>
                 <w:webHidden/>
@@ -963,7 +963,7 @@
             </w:tabs>
             <w:rPr/>
           </w:pPr>
-          <w:hyperlink w:anchor="__RefHeading___Toc28903_1360963153">
+          <w:hyperlink w:anchor="__RefHeading___Toc95726_1894618434">
             <w:r>
               <w:rPr>
                 <w:webHidden/>
@@ -985,7 +985,7 @@
             </w:tabs>
             <w:rPr/>
           </w:pPr>
-          <w:hyperlink w:anchor="__RefHeading___Toc28905_1360963153">
+          <w:hyperlink w:anchor="__RefHeading___Toc95728_1894618434">
             <w:r>
               <w:rPr>
                 <w:webHidden/>
@@ -1007,7 +1007,7 @@
             </w:tabs>
             <w:rPr/>
           </w:pPr>
-          <w:hyperlink w:anchor="__RefHeading___Toc28907_1360963153">
+          <w:hyperlink w:anchor="__RefHeading___Toc95730_1894618434">
             <w:r>
               <w:rPr>
                 <w:webHidden/>
@@ -1029,7 +1029,7 @@
             </w:tabs>
             <w:rPr/>
           </w:pPr>
-          <w:hyperlink w:anchor="__RefHeading___Toc28909_1360963153">
+          <w:hyperlink w:anchor="__RefHeading___Toc95732_1894618434">
             <w:r>
               <w:rPr>
                 <w:webHidden/>
@@ -1051,7 +1051,7 @@
             </w:tabs>
             <w:rPr/>
           </w:pPr>
-          <w:hyperlink w:anchor="__RefHeading___Toc28911_1360963153">
+          <w:hyperlink w:anchor="__RefHeading___Toc95734_1894618434">
             <w:r>
               <w:rPr>
                 <w:webHidden/>
@@ -1073,7 +1073,7 @@
             </w:tabs>
             <w:rPr/>
           </w:pPr>
-          <w:hyperlink w:anchor="__RefHeading___Toc28913_1360963153">
+          <w:hyperlink w:anchor="__RefHeading___Toc95736_1894618434">
             <w:r>
               <w:rPr>
                 <w:webHidden/>
@@ -1095,7 +1095,7 @@
             </w:tabs>
             <w:rPr/>
           </w:pPr>
-          <w:hyperlink w:anchor="__RefHeading___Toc28915_1360963153">
+          <w:hyperlink w:anchor="__RefHeading___Toc95738_1894618434">
             <w:r>
               <w:rPr>
                 <w:webHidden/>
@@ -1117,7 +1117,7 @@
             </w:tabs>
             <w:rPr/>
           </w:pPr>
-          <w:hyperlink w:anchor="__RefHeading___Toc28917_1360963153">
+          <w:hyperlink w:anchor="__RefHeading___Toc95740_1894618434">
             <w:r>
               <w:rPr>
                 <w:webHidden/>
@@ -1139,7 +1139,7 @@
             </w:tabs>
             <w:rPr/>
           </w:pPr>
-          <w:hyperlink w:anchor="__RefHeading___Toc28919_1360963153">
+          <w:hyperlink w:anchor="__RefHeading___Toc95742_1894618434">
             <w:r>
               <w:rPr>
                 <w:webHidden/>
@@ -1161,7 +1161,7 @@
             </w:tabs>
             <w:rPr/>
           </w:pPr>
-          <w:hyperlink w:anchor="__RefHeading___Toc28921_1360963153">
+          <w:hyperlink w:anchor="__RefHeading___Toc95744_1894618434">
             <w:r>
               <w:rPr>
                 <w:webHidden/>
@@ -1183,7 +1183,7 @@
             </w:tabs>
             <w:rPr/>
           </w:pPr>
-          <w:hyperlink w:anchor="__RefHeading___Toc28923_1360963153">
+          <w:hyperlink w:anchor="__RefHeading___Toc95746_1894618434">
             <w:r>
               <w:rPr>
                 <w:webHidden/>
@@ -1205,7 +1205,7 @@
             </w:tabs>
             <w:rPr/>
           </w:pPr>
-          <w:hyperlink w:anchor="__RefHeading___Toc28925_1360963153">
+          <w:hyperlink w:anchor="__RefHeading___Toc95748_1894618434">
             <w:r>
               <w:rPr>
                 <w:webHidden/>
@@ -1227,7 +1227,7 @@
             </w:tabs>
             <w:rPr/>
           </w:pPr>
-          <w:hyperlink w:anchor="__RefHeading___Toc28927_1360963153">
+          <w:hyperlink w:anchor="__RefHeading___Toc95750_1894618434">
             <w:r>
               <w:rPr>
                 <w:webHidden/>
@@ -1249,7 +1249,7 @@
             </w:tabs>
             <w:rPr/>
           </w:pPr>
-          <w:hyperlink w:anchor="__RefHeading___Toc28929_1360963153">
+          <w:hyperlink w:anchor="__RefHeading___Toc95752_1894618434">
             <w:r>
               <w:rPr>
                 <w:webHidden/>
@@ -1271,7 +1271,7 @@
             </w:tabs>
             <w:rPr/>
           </w:pPr>
-          <w:hyperlink w:anchor="__RefHeading___Toc28931_1360963153">
+          <w:hyperlink w:anchor="__RefHeading___Toc95754_1894618434">
             <w:r>
               <w:rPr>
                 <w:webHidden/>
@@ -1293,7 +1293,7 @@
             </w:tabs>
             <w:rPr/>
           </w:pPr>
-          <w:hyperlink w:anchor="__RefHeading___Toc28933_1360963153">
+          <w:hyperlink w:anchor="__RefHeading___Toc95756_1894618434">
             <w:r>
               <w:rPr>
                 <w:webHidden/>
@@ -1315,7 +1315,7 @@
             </w:tabs>
             <w:rPr/>
           </w:pPr>
-          <w:hyperlink w:anchor="__RefHeading___Toc28935_1360963153">
+          <w:hyperlink w:anchor="__RefHeading___Toc95758_1894618434">
             <w:r>
               <w:rPr>
                 <w:webHidden/>
@@ -1337,7 +1337,7 @@
             </w:tabs>
             <w:rPr/>
           </w:pPr>
-          <w:hyperlink w:anchor="__RefHeading___Toc28937_1360963153">
+          <w:hyperlink w:anchor="__RefHeading___Toc95760_1894618434">
             <w:r>
               <w:rPr>
                 <w:webHidden/>
@@ -1359,7 +1359,7 @@
             </w:tabs>
             <w:rPr/>
           </w:pPr>
-          <w:hyperlink w:anchor="__RefHeading___Toc28939_1360963153">
+          <w:hyperlink w:anchor="__RefHeading___Toc95762_1894618434">
             <w:r>
               <w:rPr>
                 <w:webHidden/>
@@ -1381,7 +1381,7 @@
             </w:tabs>
             <w:rPr/>
           </w:pPr>
-          <w:hyperlink w:anchor="__RefHeading___Toc28941_1360963153">
+          <w:hyperlink w:anchor="__RefHeading___Toc95764_1894618434">
             <w:r>
               <w:rPr>
                 <w:webHidden/>
@@ -1403,7 +1403,7 @@
             </w:tabs>
             <w:rPr/>
           </w:pPr>
-          <w:hyperlink w:anchor="__RefHeading___Toc28943_1360963153">
+          <w:hyperlink w:anchor="__RefHeading___Toc95766_1894618434">
             <w:r>
               <w:rPr>
                 <w:webHidden/>
@@ -1425,7 +1425,7 @@
             </w:tabs>
             <w:rPr/>
           </w:pPr>
-          <w:hyperlink w:anchor="__RefHeading___Toc28945_1360963153">
+          <w:hyperlink w:anchor="__RefHeading___Toc95768_1894618434">
             <w:r>
               <w:rPr>
                 <w:webHidden/>
@@ -1447,7 +1447,7 @@
             </w:tabs>
             <w:rPr/>
           </w:pPr>
-          <w:hyperlink w:anchor="__RefHeading___Toc28947_1360963153">
+          <w:hyperlink w:anchor="__RefHeading___Toc95770_1894618434">
             <w:r>
               <w:rPr>
                 <w:webHidden/>
@@ -1469,7 +1469,7 @@
             </w:tabs>
             <w:rPr/>
           </w:pPr>
-          <w:hyperlink w:anchor="__RefHeading___Toc28949_1360963153">
+          <w:hyperlink w:anchor="__RefHeading___Toc95772_1894618434">
             <w:r>
               <w:rPr>
                 <w:webHidden/>
@@ -1491,7 +1491,7 @@
             </w:tabs>
             <w:rPr/>
           </w:pPr>
-          <w:hyperlink w:anchor="__RefHeading___Toc28951_1360963153">
+          <w:hyperlink w:anchor="__RefHeading___Toc95774_1894618434">
             <w:r>
               <w:rPr>
                 <w:webHidden/>
@@ -1513,7 +1513,7 @@
             </w:tabs>
             <w:rPr/>
           </w:pPr>
-          <w:hyperlink w:anchor="__RefHeading___Toc28953_1360963153">
+          <w:hyperlink w:anchor="__RefHeading___Toc95776_1894618434">
             <w:r>
               <w:rPr>
                 <w:webHidden/>
@@ -1535,7 +1535,7 @@
             </w:tabs>
             <w:rPr/>
           </w:pPr>
-          <w:hyperlink w:anchor="__RefHeading___Toc28955_1360963153">
+          <w:hyperlink w:anchor="__RefHeading___Toc95778_1894618434">
             <w:r>
               <w:rPr>
                 <w:webHidden/>
@@ -1557,7 +1557,7 @@
             </w:tabs>
             <w:rPr/>
           </w:pPr>
-          <w:hyperlink w:anchor="__RefHeading___Toc28957_1360963153">
+          <w:hyperlink w:anchor="__RefHeading___Toc95780_1894618434">
             <w:r>
               <w:rPr>
                 <w:webHidden/>
@@ -1579,7 +1579,7 @@
             </w:tabs>
             <w:rPr/>
           </w:pPr>
-          <w:hyperlink w:anchor="__RefHeading___Toc28959_1360963153">
+          <w:hyperlink w:anchor="__RefHeading___Toc95782_1894618434">
             <w:r>
               <w:rPr>
                 <w:webHidden/>
@@ -1601,7 +1601,7 @@
             </w:tabs>
             <w:rPr/>
           </w:pPr>
-          <w:hyperlink w:anchor="__RefHeading___Toc28961_1360963153">
+          <w:hyperlink w:anchor="__RefHeading___Toc95784_1894618434">
             <w:r>
               <w:rPr>
                 <w:webHidden/>
@@ -1623,7 +1623,7 @@
             </w:tabs>
             <w:rPr/>
           </w:pPr>
-          <w:hyperlink w:anchor="__RefHeading___Toc28963_1360963153">
+          <w:hyperlink w:anchor="__RefHeading___Toc95786_1894618434">
             <w:r>
               <w:rPr>
                 <w:webHidden/>
@@ -1645,7 +1645,7 @@
             </w:tabs>
             <w:rPr/>
           </w:pPr>
-          <w:hyperlink w:anchor="__RefHeading___Toc28965_1360963153">
+          <w:hyperlink w:anchor="__RefHeading___Toc95788_1894618434">
             <w:r>
               <w:rPr>
                 <w:webHidden/>
@@ -1667,7 +1667,7 @@
             </w:tabs>
             <w:rPr/>
           </w:pPr>
-          <w:hyperlink w:anchor="__RefHeading___Toc28967_1360963153">
+          <w:hyperlink w:anchor="__RefHeading___Toc95790_1894618434">
             <w:r>
               <w:rPr>
                 <w:webHidden/>
@@ -1689,7 +1689,7 @@
             </w:tabs>
             <w:rPr/>
           </w:pPr>
-          <w:hyperlink w:anchor="__RefHeading___Toc28969_1360963153">
+          <w:hyperlink w:anchor="__RefHeading___Toc95792_1894618434">
             <w:r>
               <w:rPr>
                 <w:webHidden/>
@@ -1711,7 +1711,7 @@
             </w:tabs>
             <w:rPr/>
           </w:pPr>
-          <w:hyperlink w:anchor="__RefHeading___Toc28971_1360963153">
+          <w:hyperlink w:anchor="__RefHeading___Toc95794_1894618434">
             <w:r>
               <w:rPr>
                 <w:webHidden/>
@@ -1733,7 +1733,7 @@
             </w:tabs>
             <w:rPr/>
           </w:pPr>
-          <w:hyperlink w:anchor="__RefHeading___Toc28973_1360963153">
+          <w:hyperlink w:anchor="__RefHeading___Toc95796_1894618434">
             <w:r>
               <w:rPr>
                 <w:webHidden/>
@@ -1755,7 +1755,7 @@
             </w:tabs>
             <w:rPr/>
           </w:pPr>
-          <w:hyperlink w:anchor="__RefHeading___Toc28975_1360963153">
+          <w:hyperlink w:anchor="__RefHeading___Toc95798_1894618434">
             <w:r>
               <w:rPr>
                 <w:webHidden/>
@@ -1777,7 +1777,7 @@
             </w:tabs>
             <w:rPr/>
           </w:pPr>
-          <w:hyperlink w:anchor="__RefHeading___Toc28977_1360963153">
+          <w:hyperlink w:anchor="__RefHeading___Toc95800_1894618434">
             <w:r>
               <w:rPr>
                 <w:webHidden/>
@@ -1799,7 +1799,7 @@
             </w:tabs>
             <w:rPr/>
           </w:pPr>
-          <w:hyperlink w:anchor="__RefHeading___Toc28979_1360963153">
+          <w:hyperlink w:anchor="__RefHeading___Toc95802_1894618434">
             <w:r>
               <w:rPr>
                 <w:webHidden/>
@@ -1821,7 +1821,7 @@
             </w:tabs>
             <w:rPr/>
           </w:pPr>
-          <w:hyperlink w:anchor="__RefHeading___Toc28981_1360963153">
+          <w:hyperlink w:anchor="__RefHeading___Toc95804_1894618434">
             <w:r>
               <w:rPr>
                 <w:webHidden/>
@@ -1843,7 +1843,7 @@
             </w:tabs>
             <w:rPr/>
           </w:pPr>
-          <w:hyperlink w:anchor="__RefHeading___Toc28983_1360963153">
+          <w:hyperlink w:anchor="__RefHeading___Toc95806_1894618434">
             <w:r>
               <w:rPr>
                 <w:webHidden/>
@@ -1865,7 +1865,7 @@
             </w:tabs>
             <w:rPr/>
           </w:pPr>
-          <w:hyperlink w:anchor="__RefHeading___Toc28985_1360963153">
+          <w:hyperlink w:anchor="__RefHeading___Toc95808_1894618434">
             <w:r>
               <w:rPr>
                 <w:webHidden/>
@@ -1887,7 +1887,7 @@
             </w:tabs>
             <w:rPr/>
           </w:pPr>
-          <w:hyperlink w:anchor="__RefHeading___Toc28987_1360963153">
+          <w:hyperlink w:anchor="__RefHeading___Toc95810_1894618434">
             <w:r>
               <w:rPr>
                 <w:webHidden/>
@@ -1909,7 +1909,7 @@
             </w:tabs>
             <w:rPr/>
           </w:pPr>
-          <w:hyperlink w:anchor="__RefHeading___Toc28989_1360963153">
+          <w:hyperlink w:anchor="__RefHeading___Toc95812_1894618434">
             <w:r>
               <w:rPr>
                 <w:webHidden/>
@@ -1931,7 +1931,7 @@
             </w:tabs>
             <w:rPr/>
           </w:pPr>
-          <w:hyperlink w:anchor="__RefHeading___Toc28991_1360963153">
+          <w:hyperlink w:anchor="__RefHeading___Toc95814_1894618434">
             <w:r>
               <w:rPr>
                 <w:webHidden/>
@@ -1953,7 +1953,7 @@
             </w:tabs>
             <w:rPr/>
           </w:pPr>
-          <w:hyperlink w:anchor="__RefHeading___Toc28993_1360963153">
+          <w:hyperlink w:anchor="__RefHeading___Toc95816_1894618434">
             <w:r>
               <w:rPr>
                 <w:webHidden/>
@@ -1975,7 +1975,7 @@
             </w:tabs>
             <w:rPr/>
           </w:pPr>
-          <w:hyperlink w:anchor="__RefHeading___Toc28995_1360963153">
+          <w:hyperlink w:anchor="__RefHeading___Toc95818_1894618434">
             <w:r>
               <w:rPr>
                 <w:webHidden/>
@@ -1997,7 +1997,7 @@
             </w:tabs>
             <w:rPr/>
           </w:pPr>
-          <w:hyperlink w:anchor="__RefHeading___Toc28997_1360963153">
+          <w:hyperlink w:anchor="__RefHeading___Toc95820_1894618434">
             <w:r>
               <w:rPr>
                 <w:webHidden/>
@@ -2045,7 +2045,7 @@
       <w:r>
         <w:br w:type="page"/>
       </w:r>
-      <w:bookmarkStart w:id="0" w:name="__RefHeading___Toc28889_1360963153"/>
+      <w:bookmarkStart w:id="0" w:name="__RefHeading___Toc95712_1894618434"/>
       <w:bookmarkStart w:id="1" w:name="_Toc48319687"/>
       <w:bookmarkStart w:id="2" w:name="_Toc11824118"/>
       <w:bookmarkEnd w:id="0"/>
@@ -2439,7 +2439,7 @@
                 <w:szCs w:val="24"/>
                 <w:lang w:val="en-US" w:eastAsia="ja-JP" w:bidi="ar-SA"/>
               </w:rPr>
-              <w:t>1.1</w:t>
+              <w:t>1.1.1</w:t>
             </w:r>
           </w:p>
         </w:tc>
@@ -2585,7 +2585,7 @@
                 <w:szCs w:val="24"/>
                 <w:lang w:val="en-US" w:eastAsia="ja-JP" w:bidi="ar-SA"/>
               </w:rPr>
-              <w:t>Support procedures for the integrations outbox, the EIS outbox, the compliance deadline jobs, encryption key custody and rotation, brand pack import and e-signature revocation; monitoring, backups and references updated</w:t>
+              <w:t>Version 1.1.1: Client brand packs: basis is the client's contract with iorta TechNXT (management decision of 04 October 2026). Version 1.1: Support procedures for the integrations outbox, the EIS outbox, the compliance deadline jobs, encryption key custody and rotation, brand pack import and e-signature revocation; monitoring, backups and references updated</w:t>
             </w:r>
           </w:p>
         </w:tc>
@@ -2688,7 +2688,7 @@
           <w:spacing w:val="0"/>
         </w:rPr>
       </w:pPr>
-      <w:bookmarkStart w:id="4" w:name="__RefHeading___Toc28891_1360963153"/>
+      <w:bookmarkStart w:id="4" w:name="__RefHeading___Toc95714_1894618434"/>
       <w:bookmarkStart w:id="5" w:name="_Toc233203388"/>
       <w:bookmarkEnd w:id="4"/>
       <w:r>
@@ -5178,7 +5178,7 @@
         <w:pageBreakBefore w:val="false"/>
         <w:rPr/>
       </w:pPr>
-      <w:bookmarkStart w:id="6" w:name="__RefHeading___Toc28893_1360963153"/>
+      <w:bookmarkStart w:id="6" w:name="__RefHeading___Toc95716_1894618434"/>
       <w:bookmarkEnd w:id="6"/>
       <w:r>
         <w:rPr>
@@ -5195,7 +5195,7 @@
         <w:pStyle w:val="Heading2"/>
         <w:rPr/>
       </w:pPr>
-      <w:bookmarkStart w:id="7" w:name="__RefHeading___Toc28895_1360963153"/>
+      <w:bookmarkStart w:id="7" w:name="__RefHeading___Toc95718_1894618434"/>
       <w:bookmarkEnd w:id="7"/>
       <w:r>
         <w:rPr>
@@ -5258,7 +5258,7 @@
         <w:pStyle w:val="Heading2"/>
         <w:rPr/>
       </w:pPr>
-      <w:bookmarkStart w:id="8" w:name="__RefHeading___Toc28897_1360963153"/>
+      <w:bookmarkStart w:id="8" w:name="__RefHeading___Toc95720_1894618434"/>
       <w:bookmarkEnd w:id="8"/>
       <w:r>
         <w:rPr>
@@ -5290,7 +5290,7 @@
         <w:pStyle w:val="Heading2"/>
         <w:rPr/>
       </w:pPr>
-      <w:bookmarkStart w:id="9" w:name="__RefHeading___Toc28899_1360963153"/>
+      <w:bookmarkStart w:id="9" w:name="__RefHeading___Toc95722_1894618434"/>
       <w:bookmarkEnd w:id="9"/>
       <w:r>
         <w:rPr>
@@ -6260,7 +6260,7 @@
       <w:r>
         <w:br w:type="page"/>
       </w:r>
-      <w:bookmarkStart w:id="10" w:name="__RefHeading___Toc28901_1360963153"/>
+      <w:bookmarkStart w:id="10" w:name="__RefHeading___Toc95724_1894618434"/>
       <w:bookmarkEnd w:id="10"/>
       <w:r>
         <w:rPr>
@@ -6277,7 +6277,7 @@
         <w:pStyle w:val="Heading2"/>
         <w:rPr/>
       </w:pPr>
-      <w:bookmarkStart w:id="11" w:name="__RefHeading___Toc28903_1360963153"/>
+      <w:bookmarkStart w:id="11" w:name="__RefHeading___Toc95726_1894618434"/>
       <w:bookmarkEnd w:id="11"/>
       <w:r>
         <w:rPr>
@@ -6820,7 +6820,7 @@
         <w:pStyle w:val="Heading2"/>
         <w:rPr/>
       </w:pPr>
-      <w:bookmarkStart w:id="12" w:name="__RefHeading___Toc28905_1360963153"/>
+      <w:bookmarkStart w:id="12" w:name="__RefHeading___Toc95728_1894618434"/>
       <w:bookmarkEnd w:id="12"/>
       <w:r>
         <w:rPr>
@@ -6964,7 +6964,7 @@
         <w:pStyle w:val="Heading2"/>
         <w:rPr/>
       </w:pPr>
-      <w:bookmarkStart w:id="13" w:name="__RefHeading___Toc28907_1360963153"/>
+      <w:bookmarkStart w:id="13" w:name="__RefHeading___Toc95730_1894618434"/>
       <w:bookmarkEnd w:id="13"/>
       <w:r>
         <w:rPr>
@@ -6999,7 +6999,7 @@
         <w:pStyle w:val="Heading1"/>
         <w:rPr/>
       </w:pPr>
-      <w:bookmarkStart w:id="14" w:name="__RefHeading___Toc28909_1360963153"/>
+      <w:bookmarkStart w:id="14" w:name="__RefHeading___Toc95732_1894618434"/>
       <w:bookmarkEnd w:id="14"/>
       <w:r>
         <w:rPr>
@@ -7529,7 +7529,7 @@
         <w:pStyle w:val="Heading1"/>
         <w:rPr/>
       </w:pPr>
-      <w:bookmarkStart w:id="15" w:name="__RefHeading___Toc28911_1360963153"/>
+      <w:bookmarkStart w:id="15" w:name="__RefHeading___Toc95734_1894618434"/>
       <w:bookmarkEnd w:id="15"/>
       <w:r>
         <w:rPr>
@@ -7546,7 +7546,7 @@
         <w:pStyle w:val="Heading2"/>
         <w:rPr/>
       </w:pPr>
-      <w:bookmarkStart w:id="16" w:name="__RefHeading___Toc28913_1360963153"/>
+      <w:bookmarkStart w:id="16" w:name="__RefHeading___Toc95736_1894618434"/>
       <w:bookmarkEnd w:id="16"/>
       <w:r>
         <w:rPr>
@@ -8187,7 +8187,7 @@
         <w:pStyle w:val="Heading2"/>
         <w:rPr/>
       </w:pPr>
-      <w:bookmarkStart w:id="17" w:name="__RefHeading___Toc28915_1360963153"/>
+      <w:bookmarkStart w:id="17" w:name="__RefHeading___Toc95738_1894618434"/>
       <w:bookmarkEnd w:id="17"/>
       <w:r>
         <w:rPr>
@@ -9240,7 +9240,7 @@
         <w:pStyle w:val="Heading1"/>
         <w:rPr/>
       </w:pPr>
-      <w:bookmarkStart w:id="18" w:name="__RefHeading___Toc28917_1360963153"/>
+      <w:bookmarkStart w:id="18" w:name="__RefHeading___Toc95740_1894618434"/>
       <w:bookmarkEnd w:id="18"/>
       <w:r>
         <w:rPr>
@@ -9257,7 +9257,7 @@
         <w:pStyle w:val="Heading2"/>
         <w:rPr/>
       </w:pPr>
-      <w:bookmarkStart w:id="19" w:name="__RefHeading___Toc28919_1360963153"/>
+      <w:bookmarkStart w:id="19" w:name="__RefHeading___Toc95742_1894618434"/>
       <w:bookmarkEnd w:id="19"/>
       <w:r>
         <w:rPr>
@@ -9453,7 +9453,7 @@
         <w:pStyle w:val="Heading2"/>
         <w:rPr/>
       </w:pPr>
-      <w:bookmarkStart w:id="20" w:name="__RefHeading___Toc28921_1360963153"/>
+      <w:bookmarkStart w:id="20" w:name="__RefHeading___Toc95744_1894618434"/>
       <w:bookmarkEnd w:id="20"/>
       <w:r>
         <w:rPr>
@@ -10535,7 +10535,7 @@
         <w:pStyle w:val="Heading2"/>
         <w:rPr/>
       </w:pPr>
-      <w:bookmarkStart w:id="21" w:name="__RefHeading___Toc28923_1360963153"/>
+      <w:bookmarkStart w:id="21" w:name="__RefHeading___Toc95746_1894618434"/>
       <w:bookmarkEnd w:id="21"/>
       <w:r>
         <w:rPr>
@@ -10806,7 +10806,7 @@
         <w:pStyle w:val="Heading1"/>
         <w:rPr/>
       </w:pPr>
-      <w:bookmarkStart w:id="22" w:name="__RefHeading___Toc28925_1360963153"/>
+      <w:bookmarkStart w:id="22" w:name="__RefHeading___Toc95748_1894618434"/>
       <w:bookmarkEnd w:id="22"/>
       <w:r>
         <w:rPr>
@@ -11807,7 +11807,7 @@
         <w:pStyle w:val="Heading1"/>
         <w:rPr/>
       </w:pPr>
-      <w:bookmarkStart w:id="23" w:name="__RefHeading___Toc28927_1360963153"/>
+      <w:bookmarkStart w:id="23" w:name="__RefHeading___Toc95750_1894618434"/>
       <w:bookmarkEnd w:id="23"/>
       <w:r>
         <w:rPr>
@@ -11937,7 +11937,7 @@
         <w:pStyle w:val="Heading1"/>
         <w:rPr/>
       </w:pPr>
-      <w:bookmarkStart w:id="24" w:name="__RefHeading___Toc28929_1360963153"/>
+      <w:bookmarkStart w:id="24" w:name="__RefHeading___Toc95752_1894618434"/>
       <w:bookmarkEnd w:id="24"/>
       <w:r>
         <w:rPr>
@@ -11954,7 +11954,7 @@
         <w:pStyle w:val="Heading2"/>
         <w:rPr/>
       </w:pPr>
-      <w:bookmarkStart w:id="25" w:name="__RefHeading___Toc28931_1360963153"/>
+      <w:bookmarkStart w:id="25" w:name="__RefHeading___Toc95754_1894618434"/>
       <w:bookmarkEnd w:id="25"/>
       <w:r>
         <w:rPr>
@@ -12466,7 +12466,7 @@
         <w:pStyle w:val="Heading2"/>
         <w:rPr/>
       </w:pPr>
-      <w:bookmarkStart w:id="26" w:name="__RefHeading___Toc28933_1360963153"/>
+      <w:bookmarkStart w:id="26" w:name="__RefHeading___Toc95756_1894618434"/>
       <w:bookmarkEnd w:id="26"/>
       <w:r>
         <w:rPr>
@@ -12559,7 +12559,7 @@
         <w:pStyle w:val="Heading2"/>
         <w:rPr/>
       </w:pPr>
-      <w:bookmarkStart w:id="27" w:name="__RefHeading___Toc28935_1360963153"/>
+      <w:bookmarkStart w:id="27" w:name="__RefHeading___Toc95758_1894618434"/>
       <w:bookmarkEnd w:id="27"/>
       <w:r>
         <w:rPr>
@@ -12594,7 +12594,7 @@
         <w:pStyle w:val="Heading1"/>
         <w:rPr/>
       </w:pPr>
-      <w:bookmarkStart w:id="28" w:name="__RefHeading___Toc28937_1360963153"/>
+      <w:bookmarkStart w:id="28" w:name="__RefHeading___Toc95760_1894618434"/>
       <w:bookmarkEnd w:id="28"/>
       <w:r>
         <w:rPr>
@@ -12611,7 +12611,7 @@
         <w:pStyle w:val="Heading2"/>
         <w:rPr/>
       </w:pPr>
-      <w:bookmarkStart w:id="29" w:name="__RefHeading___Toc28939_1360963153"/>
+      <w:bookmarkStart w:id="29" w:name="__RefHeading___Toc95762_1894618434"/>
       <w:bookmarkEnd w:id="29"/>
       <w:r>
         <w:rPr>
@@ -13654,7 +13654,7 @@
         <w:pStyle w:val="Heading2"/>
         <w:rPr/>
       </w:pPr>
-      <w:bookmarkStart w:id="30" w:name="__RefHeading___Toc28941_1360963153"/>
+      <w:bookmarkStart w:id="30" w:name="__RefHeading___Toc95764_1894618434"/>
       <w:bookmarkEnd w:id="30"/>
       <w:r>
         <w:rPr>
@@ -14162,7 +14162,7 @@
       <w:r>
         <w:br w:type="page"/>
       </w:r>
-      <w:bookmarkStart w:id="31" w:name="__RefHeading___Toc28943_1360963153"/>
+      <w:bookmarkStart w:id="31" w:name="__RefHeading___Toc95766_1894618434"/>
       <w:bookmarkEnd w:id="31"/>
       <w:r>
         <w:rPr>
@@ -15898,7 +15898,7 @@
         <w:pStyle w:val="Heading1"/>
         <w:rPr/>
       </w:pPr>
-      <w:bookmarkStart w:id="32" w:name="__RefHeading___Toc28945_1360963153"/>
+      <w:bookmarkStart w:id="32" w:name="__RefHeading___Toc95768_1894618434"/>
       <w:bookmarkEnd w:id="32"/>
       <w:r>
         <w:rPr>
@@ -15930,7 +15930,7 @@
         <w:pStyle w:val="Heading2"/>
         <w:rPr/>
       </w:pPr>
-      <w:bookmarkStart w:id="33" w:name="__RefHeading___Toc28947_1360963153"/>
+      <w:bookmarkStart w:id="33" w:name="__RefHeading___Toc95770_1894618434"/>
       <w:bookmarkEnd w:id="33"/>
       <w:r>
         <w:rPr>
@@ -16850,7 +16850,23 @@
           <w:color w:val="101820"/>
           <w:sz w:val="21"/>
         </w:rPr>
-        <w:t>; a rejected submission is final (the broker cancels and reissues the invoice); a submission left in sending after a crash is confirmed with the EIS and then retried or recorded as Uploaded manually. When the EIS is unavailable for long, Export payloads gives the file for a manual upload. EIS enrolment and certification stay with the BIR and the broker.</w:t>
+        <w:t xml:space="preserve">; a rejected submission is final (the broker cancels and reissues the invoice); a submission left in sending after a crash counts as a failed attempt after </w:t>
+      </w:r>
+      <w:r>
+        <w:rPr>
+          <w:rFonts w:eastAsia="Consolas" w:cs="Consolas" w:ascii="Consolas" w:hAnsi="Consolas"/>
+          <w:color w:val="101820"/>
+          <w:sz w:val="19"/>
+        </w:rPr>
+        <w:t>eis.sending_stale_minutes</w:t>
+      </w:r>
+      <w:r>
+        <w:rPr>
+          <w:rFonts w:eastAsia="Segoe UI" w:cs="Segoe UI" w:ascii="Segoe UI" w:hAnsi="Segoe UI"/>
+          <w:color w:val="101820"/>
+          <w:sz w:val="21"/>
+        </w:rPr>
+        <w:t xml:space="preserve"> (15) and the next run sends it again; once its attempts are used up it waits for Retry or Uploaded manually. When the EIS is unavailable for long, Export payloads gives the file for a manual upload. EIS enrolment and certification stay with the BIR and the broker.</w:t>
       </w:r>
     </w:p>
     <w:p>
@@ -16858,7 +16874,7 @@
         <w:pStyle w:val="Heading2"/>
         <w:rPr/>
       </w:pPr>
-      <w:bookmarkStart w:id="34" w:name="__RefHeading___Toc28949_1360963153"/>
+      <w:bookmarkStart w:id="34" w:name="__RefHeading___Toc95772_1894618434"/>
       <w:bookmarkEnd w:id="34"/>
       <w:r>
         <w:rPr>
@@ -18180,7 +18196,7 @@
         <w:pStyle w:val="Heading2"/>
         <w:rPr/>
       </w:pPr>
-      <w:bookmarkStart w:id="35" w:name="__RefHeading___Toc28951_1360963153"/>
+      <w:bookmarkStart w:id="35" w:name="__RefHeading___Toc95774_1894618434"/>
       <w:bookmarkEnd w:id="35"/>
       <w:r>
         <w:rPr>
@@ -19273,7 +19289,7 @@
         <w:pStyle w:val="Heading2"/>
         <w:rPr/>
       </w:pPr>
-      <w:bookmarkStart w:id="36" w:name="__RefHeading___Toc28953_1360963153"/>
+      <w:bookmarkStart w:id="36" w:name="__RefHeading___Toc95776_1894618434"/>
       <w:bookmarkEnd w:id="36"/>
       <w:r>
         <w:rPr>
@@ -19392,7 +19408,7 @@
           <w:color w:val="101820"/>
           <w:sz w:val="21"/>
         </w:rPr>
-        <w:t>A client brand pack that carries a third party's marks (for example the Toyota Insurance Services pack) is applied only in that client's environments and only with the client's written permission on file. Support refuses the change without it.</w:t>
+        <w:t>A client brand pack (for example the Toyota Insurance Services pack) carries the marks of a client of iorta TechNXT and is applied only in that client's environments, under the client's contract with iorta TechNXT, which covers the use of its marks there; the contract reference is in the pack manifest and on the engagement file. Support refuses to enable it in any environment outside that engagement.</w:t>
       </w:r>
     </w:p>
     <w:p>
@@ -19415,7 +19431,7 @@
         <w:pStyle w:val="Heading2"/>
         <w:rPr/>
       </w:pPr>
-      <w:bookmarkStart w:id="37" w:name="__RefHeading___Toc28955_1360963153"/>
+      <w:bookmarkStart w:id="37" w:name="__RefHeading___Toc95778_1894618434"/>
       <w:bookmarkEnd w:id="37"/>
       <w:r>
         <w:rPr>
@@ -19542,7 +19558,7 @@
         <w:pStyle w:val="Heading1"/>
         <w:rPr/>
       </w:pPr>
-      <w:bookmarkStart w:id="38" w:name="__RefHeading___Toc28957_1360963153"/>
+      <w:bookmarkStart w:id="38" w:name="__RefHeading___Toc95780_1894618434"/>
       <w:bookmarkEnd w:id="38"/>
       <w:r>
         <w:rPr>
@@ -19559,7 +19575,7 @@
         <w:pStyle w:val="Heading2"/>
         <w:rPr/>
       </w:pPr>
-      <w:bookmarkStart w:id="39" w:name="__RefHeading___Toc28959_1360963153"/>
+      <w:bookmarkStart w:id="39" w:name="__RefHeading___Toc95782_1894618434"/>
       <w:bookmarkEnd w:id="39"/>
       <w:r>
         <w:rPr>
@@ -20342,7 +20358,7 @@
         <w:pStyle w:val="Heading2"/>
         <w:rPr/>
       </w:pPr>
-      <w:bookmarkStart w:id="40" w:name="__RefHeading___Toc28961_1360963153"/>
+      <w:bookmarkStart w:id="40" w:name="__RefHeading___Toc95784_1894618434"/>
       <w:bookmarkEnd w:id="40"/>
       <w:r>
         <w:rPr>
@@ -20758,7 +20774,7 @@
         <w:pStyle w:val="Heading1"/>
         <w:rPr/>
       </w:pPr>
-      <w:bookmarkStart w:id="41" w:name="__RefHeading___Toc28963_1360963153"/>
+      <w:bookmarkStart w:id="41" w:name="__RefHeading___Toc95786_1894618434"/>
       <w:bookmarkEnd w:id="41"/>
       <w:r>
         <w:rPr>
@@ -20775,7 +20791,7 @@
         <w:pStyle w:val="Heading2"/>
         <w:rPr/>
       </w:pPr>
-      <w:bookmarkStart w:id="42" w:name="__RefHeading___Toc28965_1360963153"/>
+      <w:bookmarkStart w:id="42" w:name="__RefHeading___Toc95788_1894618434"/>
       <w:bookmarkEnd w:id="42"/>
       <w:r>
         <w:rPr>
@@ -20978,7 +20994,7 @@
         <w:pStyle w:val="Heading2"/>
         <w:rPr/>
       </w:pPr>
-      <w:bookmarkStart w:id="43" w:name="__RefHeading___Toc28967_1360963153"/>
+      <w:bookmarkStart w:id="43" w:name="__RefHeading___Toc95790_1894618434"/>
       <w:bookmarkEnd w:id="43"/>
       <w:r>
         <w:rPr>
@@ -22167,7 +22183,7 @@
       <w:r>
         <w:br w:type="page"/>
       </w:r>
-      <w:bookmarkStart w:id="44" w:name="__RefHeading___Toc28969_1360963153"/>
+      <w:bookmarkStart w:id="44" w:name="__RefHeading___Toc95792_1894618434"/>
       <w:bookmarkEnd w:id="44"/>
       <w:r>
         <w:rPr>
@@ -22282,7 +22298,7 @@
         <w:pStyle w:val="Heading1"/>
         <w:rPr/>
       </w:pPr>
-      <w:bookmarkStart w:id="45" w:name="__RefHeading___Toc28971_1360963153"/>
+      <w:bookmarkStart w:id="45" w:name="__RefHeading___Toc95794_1894618434"/>
       <w:bookmarkEnd w:id="45"/>
       <w:r>
         <w:rPr>
@@ -23138,7 +23154,7 @@
         <w:pStyle w:val="Heading1"/>
         <w:rPr/>
       </w:pPr>
-      <w:bookmarkStart w:id="46" w:name="__RefHeading___Toc28973_1360963153"/>
+      <w:bookmarkStart w:id="46" w:name="__RefHeading___Toc95796_1894618434"/>
       <w:bookmarkEnd w:id="46"/>
       <w:r>
         <w:rPr>
@@ -24016,7 +24032,7 @@
         <w:pStyle w:val="Heading1"/>
         <w:rPr/>
       </w:pPr>
-      <w:bookmarkStart w:id="47" w:name="__RefHeading___Toc28975_1360963153"/>
+      <w:bookmarkStart w:id="47" w:name="__RefHeading___Toc95798_1894618434"/>
       <w:bookmarkEnd w:id="47"/>
       <w:r>
         <w:rPr>
@@ -24033,7 +24049,7 @@
         <w:pStyle w:val="Heading2"/>
         <w:rPr/>
       </w:pPr>
-      <w:bookmarkStart w:id="48" w:name="__RefHeading___Toc28977_1360963153"/>
+      <w:bookmarkStart w:id="48" w:name="__RefHeading___Toc95800_1894618434"/>
       <w:bookmarkEnd w:id="48"/>
       <w:r>
         <w:rPr>
@@ -24190,7 +24206,7 @@
         <w:pStyle w:val="Heading2"/>
         <w:rPr/>
       </w:pPr>
-      <w:bookmarkStart w:id="49" w:name="__RefHeading___Toc28979_1360963153"/>
+      <w:bookmarkStart w:id="49" w:name="__RefHeading___Toc95802_1894618434"/>
       <w:bookmarkEnd w:id="49"/>
       <w:r>
         <w:rPr>
@@ -24433,7 +24449,7 @@
         <w:pStyle w:val="Heading2"/>
         <w:rPr/>
       </w:pPr>
-      <w:bookmarkStart w:id="50" w:name="__RefHeading___Toc28981_1360963153"/>
+      <w:bookmarkStart w:id="50" w:name="__RefHeading___Toc95804_1894618434"/>
       <w:bookmarkEnd w:id="50"/>
       <w:r>
         <w:rPr>
@@ -25096,7 +25112,7 @@
       <w:r>
         <w:br w:type="page"/>
       </w:r>
-      <w:bookmarkStart w:id="51" w:name="__RefHeading___Toc28983_1360963153"/>
+      <w:bookmarkStart w:id="51" w:name="__RefHeading___Toc95806_1894618434"/>
       <w:bookmarkEnd w:id="51"/>
       <w:r>
         <w:rPr>
@@ -25328,7 +25344,7 @@
         <w:pStyle w:val="Heading1"/>
         <w:rPr/>
       </w:pPr>
-      <w:bookmarkStart w:id="52" w:name="__RefHeading___Toc28985_1360963153"/>
+      <w:bookmarkStart w:id="52" w:name="__RefHeading___Toc95808_1894618434"/>
       <w:bookmarkEnd w:id="52"/>
       <w:r>
         <w:rPr>
@@ -25345,7 +25361,7 @@
         <w:pStyle w:val="Heading2"/>
         <w:rPr/>
       </w:pPr>
-      <w:bookmarkStart w:id="53" w:name="__RefHeading___Toc28987_1360963153"/>
+      <w:bookmarkStart w:id="53" w:name="__RefHeading___Toc95810_1894618434"/>
       <w:bookmarkEnd w:id="53"/>
       <w:r>
         <w:rPr>
@@ -25552,7 +25568,7 @@
         <w:pStyle w:val="Heading2"/>
         <w:rPr/>
       </w:pPr>
-      <w:bookmarkStart w:id="54" w:name="__RefHeading___Toc28989_1360963153"/>
+      <w:bookmarkStart w:id="54" w:name="__RefHeading___Toc95812_1894618434"/>
       <w:bookmarkEnd w:id="54"/>
       <w:r>
         <w:rPr>
@@ -26452,7 +26468,7 @@
         <w:pStyle w:val="Heading2"/>
         <w:rPr/>
       </w:pPr>
-      <w:bookmarkStart w:id="55" w:name="__RefHeading___Toc28991_1360963153"/>
+      <w:bookmarkStart w:id="55" w:name="__RefHeading___Toc95814_1894618434"/>
       <w:bookmarkEnd w:id="55"/>
       <w:r>
         <w:rPr>
@@ -26854,7 +26870,7 @@
       <w:r>
         <w:br w:type="page"/>
       </w:r>
-      <w:bookmarkStart w:id="56" w:name="__RefHeading___Toc28993_1360963153"/>
+      <w:bookmarkStart w:id="56" w:name="__RefHeading___Toc95816_1894618434"/>
       <w:bookmarkEnd w:id="56"/>
       <w:r>
         <w:rPr>
@@ -27060,7 +27076,7 @@
         <w:pStyle w:val="Heading1"/>
         <w:rPr/>
       </w:pPr>
-      <w:bookmarkStart w:id="57" w:name="__RefHeading___Toc28995_1360963153"/>
+      <w:bookmarkStart w:id="57" w:name="__RefHeading___Toc95818_1894618434"/>
       <w:bookmarkEnd w:id="57"/>
       <w:r>
         <w:rPr>
@@ -27265,7 +27281,7 @@
           <w:spacing w:val="0"/>
         </w:rPr>
       </w:pPr>
-      <w:bookmarkStart w:id="58" w:name="__RefHeading___Toc28997_1360963153"/>
+      <w:bookmarkStart w:id="58" w:name="__RefHeading___Toc95820_1894618434"/>
       <w:bookmarkStart w:id="59" w:name="_Toc233203395"/>
       <w:bookmarkEnd w:id="58"/>
       <w:r>
